--- a/technijian/Employees/India/HR/restructuring-2026/letters/05-Yogesh-Kumar-Retrenchment.docx
+++ b/technijian/Employees/India/HR/restructuring-2026/letters/05-Yogesh-Kumar-Retrenchment.docx
@@ -598,7 +598,7 @@
           <w:sz w:val="22"/>
           <w:szCs w:val="22"/>
         </w:rPr>
-        <w:t xml:space="preserve">You are requested to utilize your entire accrued Earned Leave (EL) balance of 16.51 days during the notice period (May 11 to May 31, 2026). A pre-filled leave application is provided to you with this notice for signature. Upon full utilization of your EL balance during the notice period, no separate EL encashment will be payable.</w:t>
+        <w:t xml:space="preserve">Your accrued Earned Leave (EL) balance as of April 2026 payroll is 17.61 hours (approximately 2.20 working days). This balance, together with any May 2026 accrual, will be fully utilized as paid leave during the notice period (May 11 to May 31, 2026). A pre-filled leave application is provided to you with this notice for signature. Upon full utilization of your EL balance during the notice period, no separate EL encashment will be payable.</w:t>
       </w:r>
     </w:p>
     <w:p>
@@ -633,7 +633,7 @@
           <w:sz w:val="22"/>
           <w:szCs w:val="22"/>
         </w:rPr>
-        <w:t xml:space="preserve">This retrenchment is carried out in compliance with the Industrial Relations Code, 2020. The selection follows the last-in-first-out (LIFO) seniority order within the Customer Support Engineering department as required by §71. The required notification has been made to the appropriate Government authority under §70(c). The Re-skilling Fund contribution under §83 will be deposited with the Haryana state authority.</w:t>
+        <w:t xml:space="preserve">This retrenchment is carried out in compliance with the Industrial Relations Code, 2020. The selection follows the last-in-first-out (LIFO) seniority order within the Customer Support Engineering department as required by §71. The required notification under §70(c) is being filed with the appropriate Government authority concurrent with the issuance of this notice. The Company's establishment size is below the §77 prior-permission threshold; no prior Government permission is required. The Re-skilling Fund contribution under §83 will be deposited with the Haryana state authority.</w:t>
       </w:r>
     </w:p>
     <w:p>
@@ -986,7 +986,7 @@
                 <w:sz w:val="20"/>
                 <w:szCs w:val="20"/>
               </w:rPr>
-              <w:t xml:space="preserve">Fully utilized during notice period per leave application</w:t>
+              <w:t xml:space="preserve">Fully utilized during notice period (17.61 hrs per April 2026 payslip)</w:t>
             </w:r>
           </w:p>
         </w:tc>
@@ -1001,51 +1001,51 @@
             <w:r>
               <w:rPr>
                 <w:rFonts w:ascii="Calibri" w:cs="Calibri" w:eastAsia="Calibri" w:hAnsi="Calibri"/>
-                <w:b w:val="false"/>
-                <w:bCs w:val="false"/>
-                <w:color w:val="1A1A2E"/>
-                <w:sz w:val="20"/>
-                <w:szCs w:val="20"/>
-              </w:rPr>
-              <w:t xml:space="preserve">Re-skilling Fund deposit (IR Code §83)</w:t>
-            </w:r>
-          </w:p>
-        </w:tc>
-        <w:tc>
-          <w:p>
-            <w:pPr>
-              <w:spacing w:after="40" w:before="40"/>
-              <w:jc w:val="left"/>
-            </w:pPr>
-            <w:r>
-              <w:rPr>
-                <w:rFonts w:ascii="Calibri" w:cs="Calibri" w:eastAsia="Calibri" w:hAnsi="Calibri"/>
-                <w:b w:val="false"/>
-                <w:bCs w:val="false"/>
-                <w:color w:val="1A1A2E"/>
-                <w:sz w:val="20"/>
-                <w:szCs w:val="20"/>
-              </w:rPr>
-              <w:t xml:space="preserve">Rs. 12,171</w:t>
-            </w:r>
-          </w:p>
-        </w:tc>
-        <w:tc>
-          <w:p>
-            <w:pPr>
-              <w:spacing w:after="40" w:before="40"/>
-              <w:jc w:val="left"/>
-            </w:pPr>
-            <w:r>
-              <w:rPr>
-                <w:rFonts w:ascii="Calibri" w:cs="Calibri" w:eastAsia="Calibri" w:hAnsi="Calibri"/>
-                <w:b w:val="false"/>
-                <w:bCs w:val="false"/>
-                <w:color w:val="1A1A2E"/>
-                <w:sz w:val="20"/>
-                <w:szCs w:val="20"/>
-              </w:rPr>
-              <w:t xml:space="preserve">Paid directly to Haryana Re-skilling Fund (15 days x Basic Rs.24,343 / 30)</w:t>
+                <w:b/>
+                <w:bCs/>
+                <w:color w:val="1A1A2E"/>
+                <w:sz w:val="20"/>
+                <w:szCs w:val="20"/>
+              </w:rPr>
+              <w:t xml:space="preserve">Total Cash to Employee (payable June 1, 2026)</w:t>
+            </w:r>
+          </w:p>
+        </w:tc>
+        <w:tc>
+          <w:p>
+            <w:pPr>
+              <w:spacing w:after="40" w:before="40"/>
+              <w:jc w:val="left"/>
+            </w:pPr>
+            <w:r>
+              <w:rPr>
+                <w:rFonts w:ascii="Calibri" w:cs="Calibri" w:eastAsia="Calibri" w:hAnsi="Calibri"/>
+                <w:b/>
+                <w:bCs/>
+                <w:color w:val="1A1A2E"/>
+                <w:sz w:val="20"/>
+                <w:szCs w:val="20"/>
+              </w:rPr>
+              <w:t xml:space="preserve">Rs. 1,12,138</w:t>
+            </w:r>
+          </w:p>
+        </w:tc>
+        <w:tc>
+          <w:p>
+            <w:pPr>
+              <w:spacing w:after="40" w:before="40"/>
+              <w:jc w:val="left"/>
+            </w:pPr>
+            <w:r>
+              <w:rPr>
+                <w:rFonts w:ascii="Calibri" w:cs="Calibri" w:eastAsia="Calibri" w:hAnsi="Calibri"/>
+                <w:b/>
+                <w:bCs/>
+                <w:color w:val="1A1A2E"/>
+                <w:sz w:val="20"/>
+                <w:szCs w:val="20"/>
+              </w:rPr>
+              <w:t xml:space="preserve">Net amount to bank account</w:t>
             </w:r>
           </w:p>
         </w:tc>
@@ -1063,13 +1063,13 @@
             <w:r>
               <w:rPr>
                 <w:rFonts w:ascii="Calibri" w:cs="Calibri" w:eastAsia="Calibri" w:hAnsi="Calibri"/>
-                <w:b/>
-                <w:bCs/>
-                <w:color w:val="1A1A2E"/>
-                <w:sz w:val="20"/>
-                <w:szCs w:val="20"/>
-              </w:rPr>
-              <w:t xml:space="preserve">Total Cash to Employee</w:t>
+                <w:b w:val="false"/>
+                <w:bCs w:val="false"/>
+                <w:color w:val="1A1A2E"/>
+                <w:sz w:val="20"/>
+                <w:szCs w:val="20"/>
+              </w:rPr>
+              <w:t xml:space="preserve">Re-skilling Fund deposit (IR Code §83) - PAID TO STATE, NOT TO EMPLOYEE</w:t>
             </w:r>
           </w:p>
         </w:tc>
@@ -1085,13 +1085,13 @@
             <w:r>
               <w:rPr>
                 <w:rFonts w:ascii="Calibri" w:cs="Calibri" w:eastAsia="Calibri" w:hAnsi="Calibri"/>
-                <w:b/>
-                <w:bCs/>
-                <w:color w:val="1A1A2E"/>
-                <w:sz w:val="20"/>
-                <w:szCs w:val="20"/>
-              </w:rPr>
-              <w:t xml:space="preserve">Rs. 1,12,138</w:t>
+                <w:b w:val="false"/>
+                <w:bCs w:val="false"/>
+                <w:color w:val="1A1A2E"/>
+                <w:sz w:val="20"/>
+                <w:szCs w:val="20"/>
+              </w:rPr>
+              <w:t xml:space="preserve">Rs. 12,171</w:t>
             </w:r>
           </w:p>
         </w:tc>
@@ -1107,13 +1107,13 @@
             <w:r>
               <w:rPr>
                 <w:rFonts w:ascii="Calibri" w:cs="Calibri" w:eastAsia="Calibri" w:hAnsi="Calibri"/>
-                <w:b/>
-                <w:bCs/>
-                <w:color w:val="1A1A2E"/>
-                <w:sz w:val="20"/>
-                <w:szCs w:val="20"/>
-              </w:rPr>
-              <w:t xml:space="preserve">Payable June 1, 2026</w:t>
+                <w:b w:val="false"/>
+                <w:bCs w:val="false"/>
+                <w:color w:val="1A1A2E"/>
+                <w:sz w:val="20"/>
+                <w:szCs w:val="20"/>
+              </w:rPr>
+              <w:t xml:space="preserve">Company expense: paid directly to Haryana Re-skilling Fund (15 days x Basic Rs.24,343 / 30)</w:t>
             </w:r>
           </w:p>
         </w:tc>
@@ -1593,21 +1593,98 @@
     </w:p>
     <w:p>
       <w:pPr>
-        <w:spacing w:after="120" w:before="120"/>
-        <w:jc w:val="left"/>
-      </w:pPr>
-      <w:r>
-        <w:rPr>
-          <w:rFonts w:ascii="Calibri" w:cs="Calibri" w:eastAsia="Calibri" w:hAnsi="Calibri"/>
-          <w:b w:val="false"/>
-          <w:bCs w:val="false"/>
-          <w:i w:val="false"/>
-          <w:iCs w:val="false"/>
-          <w:color w:val="59595B"/>
-          <w:sz w:val="22"/>
-          <w:szCs w:val="22"/>
-        </w:rPr>
-        <w:t xml:space="preserve">Employee Signature: ___________________________    Date: _______________</w:t>
+        <w:spacing w:after="220" w:before="200"/>
+        <w:jc w:val="left"/>
+      </w:pPr>
+      <w:r>
+        <w:rPr>
+          <w:rFonts w:ascii="Calibri" w:cs="Calibri" w:eastAsia="Calibri" w:hAnsi="Calibri"/>
+          <w:b w:val="false"/>
+          <w:bCs w:val="false"/>
+          <w:i w:val="false"/>
+          <w:iCs w:val="false"/>
+          <w:color w:val="59595B"/>
+          <w:sz w:val="22"/>
+          <w:szCs w:val="22"/>
+        </w:rPr>
+        <w:t xml:space="preserve">Employee Signature:  </w:t>
+      </w:r>
+      <w:r>
+        <w:rPr>
+          <w:rFonts w:ascii="Calibri" w:cs="Calibri" w:eastAsia="Calibri" w:hAnsi="Calibri"/>
+          <w:b w:val="false"/>
+          <w:bCs w:val="false"/>
+          <w:i w:val="false"/>
+          <w:iCs w:val="false"/>
+          <w:color w:val="FFFFFF"/>
+          <w:sz w:val="20"/>
+          <w:szCs w:val="20"/>
+        </w:rPr>
+        <w:t xml:space="preserve">${signfield:1:y:Emp_Sig:____________________}</w:t>
+      </w:r>
+    </w:p>
+    <w:p>
+      <w:pPr>
+        <w:spacing w:after="220" w:before="0"/>
+        <w:jc w:val="left"/>
+      </w:pPr>
+      <w:r>
+        <w:rPr>
+          <w:rFonts w:ascii="Calibri" w:cs="Calibri" w:eastAsia="Calibri" w:hAnsi="Calibri"/>
+          <w:b w:val="false"/>
+          <w:bCs w:val="false"/>
+          <w:i w:val="false"/>
+          <w:iCs w:val="false"/>
+          <w:color w:val="59595B"/>
+          <w:sz w:val="22"/>
+          <w:szCs w:val="22"/>
+        </w:rPr>
+        <w:t xml:space="preserve">Date:  </w:t>
+      </w:r>
+      <w:r>
+        <w:rPr>
+          <w:rFonts w:ascii="Calibri" w:cs="Calibri" w:eastAsia="Calibri" w:hAnsi="Calibri"/>
+          <w:b w:val="false"/>
+          <w:bCs w:val="false"/>
+          <w:i w:val="false"/>
+          <w:iCs w:val="false"/>
+          <w:color w:val="FFFFFF"/>
+          <w:sz w:val="20"/>
+          <w:szCs w:val="20"/>
+        </w:rPr>
+        <w:t xml:space="preserve">${datefield:1:y:Date_Signed:80:18}</w:t>
+      </w:r>
+    </w:p>
+    <w:p>
+      <w:pPr>
+        <w:spacing w:after="160" w:before="0"/>
+        <w:jc w:val="left"/>
+      </w:pPr>
+      <w:r>
+        <w:rPr>
+          <w:rFonts w:ascii="Calibri" w:cs="Calibri" w:eastAsia="Calibri" w:hAnsi="Calibri"/>
+          <w:b w:val="false"/>
+          <w:bCs w:val="false"/>
+          <w:i w:val="false"/>
+          <w:iCs w:val="false"/>
+          <w:color w:val="59595B"/>
+          <w:sz w:val="22"/>
+          <w:szCs w:val="22"/>
+        </w:rPr>
+        <w:t xml:space="preserve">Print Name:  </w:t>
+      </w:r>
+      <w:r>
+        <w:rPr>
+          <w:rFonts w:ascii="Calibri" w:cs="Calibri" w:eastAsia="Calibri" w:hAnsi="Calibri"/>
+          <w:b/>
+          <w:bCs/>
+          <w:i w:val="false"/>
+          <w:iCs w:val="false"/>
+          <w:color w:val="1A1A2E"/>
+          <w:sz w:val="22"/>
+          <w:szCs w:val="22"/>
+        </w:rPr>
+        <w:t xml:space="preserve">Yogesh Kumar</w:t>
       </w:r>
     </w:p>
     <w:p>
@@ -1626,7 +1703,20 @@
           <w:sz w:val="22"/>
           <w:szCs w:val="22"/>
         </w:rPr>
-        <w:t xml:space="preserve">Print Name: ___________________________    Employee No.: _______________</w:t>
+        <w:t xml:space="preserve">Employee No.:  </w:t>
+      </w:r>
+      <w:r>
+        <w:rPr>
+          <w:rFonts w:ascii="Calibri" w:cs="Calibri" w:eastAsia="Calibri" w:hAnsi="Calibri"/>
+          <w:b/>
+          <w:bCs/>
+          <w:i w:val="false"/>
+          <w:iCs w:val="false"/>
+          <w:color w:val="1A1A2E"/>
+          <w:sz w:val="22"/>
+          <w:szCs w:val="22"/>
+        </w:rPr>
+        <w:t xml:space="preserve">TIPL-CSE-2022-05</w:t>
       </w:r>
     </w:p>
     <w:sectPr>

--- a/technijian/Employees/India/HR/restructuring-2026/letters/05-Yogesh-Kumar-Retrenchment.docx
+++ b/technijian/Employees/India/HR/restructuring-2026/letters/05-Yogesh-Kumar-Retrenchment.docx
@@ -942,7 +942,7 @@
                 <w:sz w:val="20"/>
                 <w:szCs w:val="20"/>
               </w:rPr>
-              <w:t xml:space="preserve">Earned Leave (EL) encashment</w:t>
+              <w:t xml:space="preserve">Shift Allowance (Third-Shift, May 2026)</w:t>
             </w:r>
           </w:p>
         </w:tc>
@@ -964,7 +964,7 @@
                 <w:sz w:val="20"/>
                 <w:szCs w:val="20"/>
               </w:rPr>
-              <w:t xml:space="preserve">Rs. 0</w:t>
+              <w:t xml:space="preserve">Rs. 1,800</w:t>
             </w:r>
           </w:p>
         </w:tc>
@@ -986,7 +986,7 @@
                 <w:sz w:val="20"/>
                 <w:szCs w:val="20"/>
               </w:rPr>
-              <w:t xml:space="preserve">Fully utilized during notice period (17.61 hrs per April 2026 payslip)</w:t>
+              <w:t xml:space="preserve">6 night shifts (May 1, 2, 6, 7, 8, 9) x Rs. 300 per Employee Handbook Shift Allowance clause</w:t>
             </w:r>
           </w:p>
         </w:tc>
@@ -1001,51 +1001,51 @@
             <w:r>
               <w:rPr>
                 <w:rFonts w:ascii="Calibri" w:cs="Calibri" w:eastAsia="Calibri" w:hAnsi="Calibri"/>
-                <w:b/>
-                <w:bCs/>
-                <w:color w:val="1A1A2E"/>
-                <w:sz w:val="20"/>
-                <w:szCs w:val="20"/>
-              </w:rPr>
-              <w:t xml:space="preserve">Total Cash to Employee (payable June 1, 2026)</w:t>
-            </w:r>
-          </w:p>
-        </w:tc>
-        <w:tc>
-          <w:p>
-            <w:pPr>
-              <w:spacing w:after="40" w:before="40"/>
-              <w:jc w:val="left"/>
-            </w:pPr>
-            <w:r>
-              <w:rPr>
-                <w:rFonts w:ascii="Calibri" w:cs="Calibri" w:eastAsia="Calibri" w:hAnsi="Calibri"/>
-                <w:b/>
-                <w:bCs/>
-                <w:color w:val="1A1A2E"/>
-                <w:sz w:val="20"/>
-                <w:szCs w:val="20"/>
-              </w:rPr>
-              <w:t xml:space="preserve">Rs. 1,12,138</w:t>
-            </w:r>
-          </w:p>
-        </w:tc>
-        <w:tc>
-          <w:p>
-            <w:pPr>
-              <w:spacing w:after="40" w:before="40"/>
-              <w:jc w:val="left"/>
-            </w:pPr>
-            <w:r>
-              <w:rPr>
-                <w:rFonts w:ascii="Calibri" w:cs="Calibri" w:eastAsia="Calibri" w:hAnsi="Calibri"/>
-                <w:b/>
-                <w:bCs/>
-                <w:color w:val="1A1A2E"/>
-                <w:sz w:val="20"/>
-                <w:szCs w:val="20"/>
-              </w:rPr>
-              <w:t xml:space="preserve">Net amount to bank account</w:t>
+                <w:b w:val="false"/>
+                <w:bCs w:val="false"/>
+                <w:color w:val="1A1A2E"/>
+                <w:sz w:val="20"/>
+                <w:szCs w:val="20"/>
+              </w:rPr>
+              <w:t xml:space="preserve">Earned Leave (EL) encashment</w:t>
+            </w:r>
+          </w:p>
+        </w:tc>
+        <w:tc>
+          <w:p>
+            <w:pPr>
+              <w:spacing w:after="40" w:before="40"/>
+              <w:jc w:val="left"/>
+            </w:pPr>
+            <w:r>
+              <w:rPr>
+                <w:rFonts w:ascii="Calibri" w:cs="Calibri" w:eastAsia="Calibri" w:hAnsi="Calibri"/>
+                <w:b w:val="false"/>
+                <w:bCs w:val="false"/>
+                <w:color w:val="1A1A2E"/>
+                <w:sz w:val="20"/>
+                <w:szCs w:val="20"/>
+              </w:rPr>
+              <w:t xml:space="preserve">Rs. 0</w:t>
+            </w:r>
+          </w:p>
+        </w:tc>
+        <w:tc>
+          <w:p>
+            <w:pPr>
+              <w:spacing w:after="40" w:before="40"/>
+              <w:jc w:val="left"/>
+            </w:pPr>
+            <w:r>
+              <w:rPr>
+                <w:rFonts w:ascii="Calibri" w:cs="Calibri" w:eastAsia="Calibri" w:hAnsi="Calibri"/>
+                <w:b w:val="false"/>
+                <w:bCs w:val="false"/>
+                <w:color w:val="1A1A2E"/>
+                <w:sz w:val="20"/>
+                <w:szCs w:val="20"/>
+              </w:rPr>
+              <w:t xml:space="preserve">Fully utilized during notice period (17.61 hrs per April 2026 payslip)</w:t>
             </w:r>
           </w:p>
         </w:tc>
@@ -1063,13 +1063,13 @@
             <w:r>
               <w:rPr>
                 <w:rFonts w:ascii="Calibri" w:cs="Calibri" w:eastAsia="Calibri" w:hAnsi="Calibri"/>
-                <w:b w:val="false"/>
-                <w:bCs w:val="false"/>
-                <w:color w:val="1A1A2E"/>
-                <w:sz w:val="20"/>
-                <w:szCs w:val="20"/>
-              </w:rPr>
-              <w:t xml:space="preserve">Re-skilling Fund deposit (IR Code §83) - PAID TO STATE, NOT TO EMPLOYEE</w:t>
+                <w:b/>
+                <w:bCs/>
+                <w:color w:val="1A1A2E"/>
+                <w:sz w:val="20"/>
+                <w:szCs w:val="20"/>
+              </w:rPr>
+              <w:t xml:space="preserve">Total Cash to Employee (payable June 1, 2026)</w:t>
             </w:r>
           </w:p>
         </w:tc>
@@ -1085,13 +1085,13 @@
             <w:r>
               <w:rPr>
                 <w:rFonts w:ascii="Calibri" w:cs="Calibri" w:eastAsia="Calibri" w:hAnsi="Calibri"/>
-                <w:b w:val="false"/>
-                <w:bCs w:val="false"/>
-                <w:color w:val="1A1A2E"/>
-                <w:sz w:val="20"/>
-                <w:szCs w:val="20"/>
-              </w:rPr>
-              <w:t xml:space="preserve">Rs. 12,171</w:t>
+                <w:b/>
+                <w:bCs/>
+                <w:color w:val="1A1A2E"/>
+                <w:sz w:val="20"/>
+                <w:szCs w:val="20"/>
+              </w:rPr>
+              <w:t xml:space="preserve">Rs. 1,13,938</w:t>
             </w:r>
           </w:p>
         </w:tc>
@@ -1099,6 +1099,65 @@
           <w:tcPr>
             <w:shd w:fill="F8F9FA" w:color="F8F9FA" w:val="solid"/>
           </w:tcPr>
+          <w:p>
+            <w:pPr>
+              <w:spacing w:after="40" w:before="40"/>
+              <w:jc w:val="left"/>
+            </w:pPr>
+            <w:r>
+              <w:rPr>
+                <w:rFonts w:ascii="Calibri" w:cs="Calibri" w:eastAsia="Calibri" w:hAnsi="Calibri"/>
+                <w:b/>
+                <w:bCs/>
+                <w:color w:val="1A1A2E"/>
+                <w:sz w:val="20"/>
+                <w:szCs w:val="20"/>
+              </w:rPr>
+              <w:t xml:space="preserve">Net amount to bank account</w:t>
+            </w:r>
+          </w:p>
+        </w:tc>
+      </w:tr>
+      <w:tr>
+        <w:tc>
+          <w:p>
+            <w:pPr>
+              <w:spacing w:after="40" w:before="40"/>
+              <w:jc w:val="left"/>
+            </w:pPr>
+            <w:r>
+              <w:rPr>
+                <w:rFonts w:ascii="Calibri" w:cs="Calibri" w:eastAsia="Calibri" w:hAnsi="Calibri"/>
+                <w:b w:val="false"/>
+                <w:bCs w:val="false"/>
+                <w:color w:val="1A1A2E"/>
+                <w:sz w:val="20"/>
+                <w:szCs w:val="20"/>
+              </w:rPr>
+              <w:t xml:space="preserve">Re-skilling Fund deposit (IR Code §83) - PAID TO STATE, NOT TO EMPLOYEE</w:t>
+            </w:r>
+          </w:p>
+        </w:tc>
+        <w:tc>
+          <w:p>
+            <w:pPr>
+              <w:spacing w:after="40" w:before="40"/>
+              <w:jc w:val="left"/>
+            </w:pPr>
+            <w:r>
+              <w:rPr>
+                <w:rFonts w:ascii="Calibri" w:cs="Calibri" w:eastAsia="Calibri" w:hAnsi="Calibri"/>
+                <w:b w:val="false"/>
+                <w:bCs w:val="false"/>
+                <w:color w:val="1A1A2E"/>
+                <w:sz w:val="20"/>
+                <w:szCs w:val="20"/>
+              </w:rPr>
+              <w:t xml:space="preserve">Rs. 12,171</w:t>
+            </w:r>
+          </w:p>
+        </w:tc>
+        <w:tc>
           <w:p>
             <w:pPr>
               <w:spacing w:after="40" w:before="40"/>
